--- a/project_implementation.docx
+++ b/project_implementation.docx
@@ -14342,32 +14342,74 @@
     <w:p/>
     <w:p/>
     <w:p>
-      <w:r>
+      <w:pPr>
+        <w:rPr>
+          <w:b/>
+          <w:sz w:val="28"/>
+          <w:u w:val="single"/>
+        </w:rPr>
+      </w:pPr>
+      <w:r>
+        <w:rPr>
+          <w:b/>
+          <w:sz w:val="28"/>
+          <w:u w:val="single"/>
+        </w:rPr>
         <w:lastRenderedPageBreak/>
         <w:t xml:space="preserve">Creating </w:t>
       </w:r>
       <w:proofErr w:type="spellStart"/>
       <w:r>
+        <w:rPr>
+          <w:b/>
+          <w:sz w:val="28"/>
+          <w:u w:val="single"/>
+        </w:rPr>
         <w:t>db.yml</w:t>
       </w:r>
       <w:proofErr w:type="spellEnd"/>
       <w:r>
+        <w:rPr>
+          <w:b/>
+          <w:sz w:val="28"/>
+          <w:u w:val="single"/>
+        </w:rPr>
         <w:t xml:space="preserve"> for database </w:t>
       </w:r>
       <w:proofErr w:type="spellStart"/>
       <w:r>
+        <w:rPr>
+          <w:b/>
+          <w:sz w:val="28"/>
+          <w:u w:val="single"/>
+        </w:rPr>
         <w:t>mongodb</w:t>
       </w:r>
       <w:proofErr w:type="spellEnd"/>
       <w:r>
+        <w:rPr>
+          <w:b/>
+          <w:sz w:val="28"/>
+          <w:u w:val="single"/>
+        </w:rPr>
         <w:t xml:space="preserve"> configuration on </w:t>
       </w:r>
       <w:proofErr w:type="spellStart"/>
       <w:r>
+        <w:rPr>
+          <w:b/>
+          <w:sz w:val="28"/>
+          <w:u w:val="single"/>
+        </w:rPr>
         <w:t>aws</w:t>
       </w:r>
       <w:proofErr w:type="spellEnd"/>
       <w:r>
+        <w:rPr>
+          <w:b/>
+          <w:sz w:val="28"/>
+          <w:u w:val="single"/>
+        </w:rPr>
         <w:t xml:space="preserve"> instance in private subnet</w:t>
       </w:r>
     </w:p>
@@ -14568,6 +14610,7 @@
     </w:p>
     <w:p>
       <w:r>
+        <w:lastRenderedPageBreak/>
         <w:t xml:space="preserve">      </w:t>
       </w:r>
       <w:proofErr w:type="spellStart"/>
@@ -14581,7 +14624,6 @@
     </w:p>
     <w:p>
       <w:r>
-        <w:lastRenderedPageBreak/>
         <w:t xml:space="preserve">        creates: /</w:t>
       </w:r>
       <w:proofErr w:type="spellStart"/>
@@ -14799,127 +14841,518 @@
     <w:p/>
     <w:p>
       <w:r>
+        <w:t xml:space="preserve">    # Create admin user using </w:t>
+      </w:r>
+      <w:proofErr w:type="spellStart"/>
+      <w:r>
+        <w:t>mongosh</w:t>
+      </w:r>
+      <w:proofErr w:type="spellEnd"/>
+      <w:r>
+        <w:t xml:space="preserve"> if available, otherwise mongo</w:t>
+      </w:r>
+    </w:p>
+    <w:p>
+      <w:r>
+        <w:t xml:space="preserve">    - name: Create MongoDB Admin User</w:t>
+      </w:r>
+    </w:p>
+    <w:p>
+      <w:r>
+        <w:t xml:space="preserve">      shell: |</w:t>
+      </w:r>
+    </w:p>
+    <w:p>
+      <w:r>
+        <w:t xml:space="preserve">        if command -v </w:t>
+      </w:r>
+      <w:proofErr w:type="spellStart"/>
+      <w:r>
+        <w:t>mongosh</w:t>
+      </w:r>
+      <w:proofErr w:type="spellEnd"/>
+      <w:r>
+        <w:t xml:space="preserve"> &gt;/dev/null 2&gt;&amp;1; then</w:t>
+      </w:r>
+    </w:p>
+    <w:p>
+      <w:r>
+        <w:t xml:space="preserve">          </w:t>
+      </w:r>
+      <w:proofErr w:type="spellStart"/>
+      <w:r>
+        <w:t>mongosh</w:t>
+      </w:r>
+      <w:proofErr w:type="spellEnd"/>
+      <w:r>
+        <w:t xml:space="preserve"> --eval "</w:t>
+      </w:r>
+      <w:proofErr w:type="spellStart"/>
+      <w:r>
+        <w:t>db</w:t>
+      </w:r>
+      <w:proofErr w:type="spellEnd"/>
+      <w:r>
+        <w:t xml:space="preserve"> = </w:t>
+      </w:r>
+      <w:proofErr w:type="spellStart"/>
+      <w:proofErr w:type="gramStart"/>
+      <w:r>
+        <w:t>db.getSiblingDB</w:t>
+      </w:r>
+      <w:proofErr w:type="spellEnd"/>
+      <w:proofErr w:type="gramEnd"/>
+      <w:r>
+        <w:t>('admin'); if (!</w:t>
+      </w:r>
+      <w:proofErr w:type="spellStart"/>
+      <w:r>
+        <w:t>db.getUser</w:t>
+      </w:r>
+      <w:proofErr w:type="spellEnd"/>
+      <w:r>
+        <w:t xml:space="preserve">('{{ </w:t>
+      </w:r>
+      <w:proofErr w:type="spellStart"/>
+      <w:r>
+        <w:t>mongo_admin_user</w:t>
+      </w:r>
+      <w:proofErr w:type="spellEnd"/>
+      <w:r>
+        <w:t xml:space="preserve"> }}')) { </w:t>
+      </w:r>
+      <w:proofErr w:type="spellStart"/>
+      <w:r>
+        <w:t>db.createUser</w:t>
+      </w:r>
+      <w:proofErr w:type="spellEnd"/>
+      <w:r>
+        <w:t xml:space="preserve">({ user: '{{ </w:t>
+      </w:r>
+      <w:proofErr w:type="spellStart"/>
+      <w:r>
+        <w:t>mongo_admin_user</w:t>
+      </w:r>
+      <w:proofErr w:type="spellEnd"/>
+      <w:r>
+        <w:t xml:space="preserve"> }}', </w:t>
+      </w:r>
+      <w:proofErr w:type="spellStart"/>
+      <w:r>
+        <w:t>pwd</w:t>
+      </w:r>
+      <w:proofErr w:type="spellEnd"/>
+      <w:r>
+        <w:t xml:space="preserve">: '{{ </w:t>
+      </w:r>
+      <w:proofErr w:type="spellStart"/>
+      <w:r>
+        <w:t>mongo_admin_password</w:t>
+      </w:r>
+      <w:proofErr w:type="spellEnd"/>
+      <w:r>
+        <w:t xml:space="preserve"> }}', roles: [{ role: 'root', </w:t>
+      </w:r>
+      <w:proofErr w:type="spellStart"/>
+      <w:r>
+        <w:t>db</w:t>
+      </w:r>
+      <w:proofErr w:type="spellEnd"/>
+      <w:r>
+        <w:t>: 'admin' }] }); }"</w:t>
+      </w:r>
+    </w:p>
+    <w:p>
+      <w:r>
+        <w:t xml:space="preserve">        </w:t>
+      </w:r>
+      <w:proofErr w:type="spellStart"/>
+      <w:r>
+        <w:t>elif</w:t>
+      </w:r>
+      <w:proofErr w:type="spellEnd"/>
+      <w:r>
+        <w:t xml:space="preserve"> command -v mongo &gt;/dev/null 2&gt;&amp;1; then</w:t>
+      </w:r>
+    </w:p>
+    <w:p>
+      <w:r>
+        <w:t xml:space="preserve">          mongo --eval "</w:t>
+      </w:r>
+      <w:proofErr w:type="spellStart"/>
+      <w:r>
+        <w:t>db</w:t>
+      </w:r>
+      <w:proofErr w:type="spellEnd"/>
+      <w:r>
+        <w:t xml:space="preserve"> = </w:t>
+      </w:r>
+      <w:proofErr w:type="spellStart"/>
+      <w:proofErr w:type="gramStart"/>
+      <w:r>
+        <w:t>db.getSiblingDB</w:t>
+      </w:r>
+      <w:proofErr w:type="spellEnd"/>
+      <w:proofErr w:type="gramEnd"/>
+      <w:r>
+        <w:t>('admin'); if (!</w:t>
+      </w:r>
+      <w:proofErr w:type="spellStart"/>
+      <w:r>
+        <w:t>db.getUser</w:t>
+      </w:r>
+      <w:proofErr w:type="spellEnd"/>
+      <w:r>
+        <w:t xml:space="preserve">('{{ </w:t>
+      </w:r>
+      <w:proofErr w:type="spellStart"/>
+      <w:r>
+        <w:t>mongo_admin_user</w:t>
+      </w:r>
+      <w:proofErr w:type="spellEnd"/>
+      <w:r>
+        <w:t xml:space="preserve"> }}')) { </w:t>
+      </w:r>
+      <w:proofErr w:type="spellStart"/>
+      <w:r>
+        <w:t>db.createUser</w:t>
+      </w:r>
+      <w:proofErr w:type="spellEnd"/>
+      <w:r>
+        <w:t xml:space="preserve">({ user: '{{ </w:t>
+      </w:r>
+      <w:proofErr w:type="spellStart"/>
+      <w:r>
+        <w:t>mongo_admin_user</w:t>
+      </w:r>
+      <w:proofErr w:type="spellEnd"/>
+      <w:r>
+        <w:t xml:space="preserve"> }}', </w:t>
+      </w:r>
+      <w:proofErr w:type="spellStart"/>
+      <w:r>
+        <w:t>pwd</w:t>
+      </w:r>
+      <w:proofErr w:type="spellEnd"/>
+      <w:r>
+        <w:t xml:space="preserve">: '{{ </w:t>
+      </w:r>
+      <w:proofErr w:type="spellStart"/>
+      <w:r>
+        <w:t>mongo_admin_password</w:t>
+      </w:r>
+      <w:proofErr w:type="spellEnd"/>
+      <w:r>
+        <w:t xml:space="preserve"> }}', roles: [{ role: 'root', </w:t>
+      </w:r>
+      <w:proofErr w:type="spellStart"/>
+      <w:r>
+        <w:t>db</w:t>
+      </w:r>
+      <w:proofErr w:type="spellEnd"/>
+      <w:r>
+        <w:t>: 'admin' }] }); }"</w:t>
+      </w:r>
+    </w:p>
+    <w:p>
+      <w:r>
+        <w:t xml:space="preserve">        else</w:t>
+      </w:r>
+    </w:p>
+    <w:p>
+      <w:r>
+        <w:t xml:space="preserve">          echo "No mongo shell available" &gt;&amp;2</w:t>
+      </w:r>
+    </w:p>
+    <w:p>
+      <w:r>
+        <w:t xml:space="preserve">          exit 1</w:t>
+      </w:r>
+    </w:p>
+    <w:p>
+      <w:r>
+        <w:t xml:space="preserve">        fi</w:t>
+      </w:r>
+    </w:p>
+    <w:p>
+      <w:r>
+        <w:t xml:space="preserve">      </w:t>
+      </w:r>
+      <w:proofErr w:type="spellStart"/>
+      <w:r>
+        <w:t>args</w:t>
+      </w:r>
+      <w:proofErr w:type="spellEnd"/>
+      <w:r>
+        <w:t>:</w:t>
+      </w:r>
+    </w:p>
+    <w:p>
+      <w:r>
+        <w:t xml:space="preserve">        executable: /bin/bash</w:t>
+      </w:r>
+    </w:p>
+    <w:p/>
+    <w:p>
+      <w:r>
+        <w:t xml:space="preserve">    - name: Allow remote access in MongoDB config</w:t>
+      </w:r>
+    </w:p>
+    <w:p>
+      <w:r>
+        <w:t xml:space="preserve">      replace:</w:t>
+      </w:r>
+    </w:p>
+    <w:p>
+      <w:r>
+        <w:t xml:space="preserve">        path: /</w:t>
+      </w:r>
+      <w:proofErr w:type="spellStart"/>
+      <w:r>
+        <w:t>etc</w:t>
+      </w:r>
+      <w:proofErr w:type="spellEnd"/>
+      <w:r>
+        <w:t>/</w:t>
+      </w:r>
+      <w:proofErr w:type="spellStart"/>
+      <w:r>
+        <w:t>mongod.conf</w:t>
+      </w:r>
+      <w:proofErr w:type="spellEnd"/>
+    </w:p>
+    <w:p>
+      <w:r>
+        <w:t xml:space="preserve">        </w:t>
+      </w:r>
+      <w:proofErr w:type="spellStart"/>
+      <w:r>
+        <w:t>regexp</w:t>
+      </w:r>
+      <w:proofErr w:type="spellEnd"/>
+      <w:r>
+        <w:t>: '</w:t>
+      </w:r>
+      <w:proofErr w:type="gramStart"/>
+      <w:r>
+        <w:t xml:space="preserve">^  </w:t>
+      </w:r>
+      <w:proofErr w:type="spellStart"/>
+      <w:r>
+        <w:t>bindIp</w:t>
+      </w:r>
+      <w:proofErr w:type="spellEnd"/>
+      <w:proofErr w:type="gramEnd"/>
+      <w:r>
+        <w:t>: 127.0.0.1'</w:t>
+      </w:r>
+    </w:p>
+    <w:p>
+      <w:r>
+        <w:t xml:space="preserve">        replace: </w:t>
+      </w:r>
+      <w:proofErr w:type="gramStart"/>
+      <w:r>
+        <w:t xml:space="preserve">'  </w:t>
+      </w:r>
+      <w:proofErr w:type="spellStart"/>
+      <w:r>
+        <w:t>bindIp</w:t>
+      </w:r>
+      <w:proofErr w:type="spellEnd"/>
+      <w:proofErr w:type="gramEnd"/>
+      <w:r>
+        <w:t>: 0.0.0.0'</w:t>
+      </w:r>
+    </w:p>
+    <w:p/>
+    <w:p>
+      <w:r>
+        <w:t xml:space="preserve"> </w:t>
+      </w:r>
+    </w:p>
+    <w:p/>
+    <w:p>
+      <w:r>
+        <w:t xml:space="preserve">    #Firewall setup</w:t>
+      </w:r>
+    </w:p>
+    <w:p>
+      <w:r>
+        <w:t xml:space="preserve">    - name: Install UFW</w:t>
+      </w:r>
+    </w:p>
+    <w:p>
+      <w:r>
+        <w:t xml:space="preserve">      apt:</w:t>
+      </w:r>
+    </w:p>
+    <w:p>
+      <w:r>
         <w:lastRenderedPageBreak/>
-        <w:t xml:space="preserve">    # Create admin user using </w:t>
-      </w:r>
-      <w:proofErr w:type="spellStart"/>
-      <w:r>
-        <w:t>mongosh</w:t>
-      </w:r>
-      <w:proofErr w:type="spellEnd"/>
-      <w:r>
-        <w:t xml:space="preserve"> if available, otherwise mongo</w:t>
-      </w:r>
-    </w:p>
-    <w:p>
-      <w:r>
-        <w:t xml:space="preserve">    - name: Create MongoDB Admin User</w:t>
-      </w:r>
-    </w:p>
-    <w:p>
-      <w:r>
-        <w:t xml:space="preserve">      shell: |</w:t>
-      </w:r>
-    </w:p>
-    <w:p>
-      <w:r>
-        <w:t xml:space="preserve">        if command -v </w:t>
-      </w:r>
-      <w:proofErr w:type="spellStart"/>
-      <w:r>
-        <w:t>mongosh</w:t>
-      </w:r>
-      <w:proofErr w:type="spellEnd"/>
-      <w:r>
-        <w:t xml:space="preserve"> &gt;/dev/null 2&gt;&amp;1; then</w:t>
-      </w:r>
-    </w:p>
-    <w:p>
-      <w:r>
-        <w:t xml:space="preserve">          </w:t>
-      </w:r>
-      <w:proofErr w:type="spellStart"/>
-      <w:r>
-        <w:t>mongosh</w:t>
-      </w:r>
-      <w:proofErr w:type="spellEnd"/>
-      <w:r>
-        <w:t xml:space="preserve"> --eval "</w:t>
-      </w:r>
-      <w:proofErr w:type="spellStart"/>
-      <w:r>
-        <w:t>db</w:t>
-      </w:r>
-      <w:proofErr w:type="spellEnd"/>
-      <w:r>
-        <w:t xml:space="preserve"> = </w:t>
-      </w:r>
-      <w:proofErr w:type="spellStart"/>
+        <w:t xml:space="preserve">        name: </w:t>
+      </w:r>
+      <w:proofErr w:type="spellStart"/>
+      <w:r>
+        <w:t>ufw</w:t>
+      </w:r>
+      <w:proofErr w:type="spellEnd"/>
+    </w:p>
+    <w:p>
+      <w:r>
+        <w:t xml:space="preserve">        state: present</w:t>
+      </w:r>
+    </w:p>
+    <w:p/>
+    <w:p>
+      <w:r>
+        <w:t xml:space="preserve">    - name: Enable UFW</w:t>
+      </w:r>
+    </w:p>
+    <w:p>
+      <w:r>
+        <w:t xml:space="preserve">      </w:t>
+      </w:r>
+      <w:proofErr w:type="spellStart"/>
+      <w:r>
+        <w:t>ufw</w:t>
+      </w:r>
+      <w:proofErr w:type="spellEnd"/>
+      <w:r>
+        <w:t>:</w:t>
+      </w:r>
+    </w:p>
+    <w:p>
+      <w:r>
+        <w:t xml:space="preserve">        state: enabled</w:t>
+      </w:r>
+    </w:p>
+    <w:p>
+      <w:r>
+        <w:t xml:space="preserve">        policy: allow</w:t>
+      </w:r>
+    </w:p>
+    <w:p/>
+    <w:p>
+      <w:r>
+        <w:t xml:space="preserve">    - name: Allow required ports</w:t>
+      </w:r>
+    </w:p>
+    <w:p>
+      <w:r>
+        <w:t xml:space="preserve">      </w:t>
+      </w:r>
+      <w:proofErr w:type="spellStart"/>
+      <w:r>
+        <w:t>ufw</w:t>
+      </w:r>
+      <w:proofErr w:type="spellEnd"/>
+      <w:r>
+        <w:t>:</w:t>
+      </w:r>
+    </w:p>
+    <w:p>
+      <w:r>
+        <w:t xml:space="preserve">        rule: allow</w:t>
+      </w:r>
+    </w:p>
+    <w:p>
+      <w:r>
+        <w:t xml:space="preserve">        port: "</w:t>
+      </w:r>
       <w:proofErr w:type="gramStart"/>
       <w:r>
-        <w:t>db.getSiblingDB</w:t>
-      </w:r>
-      <w:proofErr w:type="spellEnd"/>
+        <w:t>{{ item</w:t>
+      </w:r>
       <w:proofErr w:type="gramEnd"/>
       <w:r>
-        <w:t>('admin'); if (!</w:t>
-      </w:r>
-      <w:proofErr w:type="spellStart"/>
-      <w:r>
-        <w:t>db.getUser</w:t>
-      </w:r>
-      <w:proofErr w:type="spellEnd"/>
-      <w:r>
-        <w:t xml:space="preserve">('{{ </w:t>
-      </w:r>
-      <w:proofErr w:type="spellStart"/>
-      <w:r>
-        <w:t>mongo_admin_user</w:t>
-      </w:r>
-      <w:proofErr w:type="spellEnd"/>
-      <w:r>
-        <w:t xml:space="preserve"> }}')) { </w:t>
-      </w:r>
-      <w:proofErr w:type="spellStart"/>
-      <w:r>
-        <w:t>db.createUser</w:t>
-      </w:r>
-      <w:proofErr w:type="spellEnd"/>
-      <w:r>
-        <w:t xml:space="preserve">({ user: '{{ </w:t>
-      </w:r>
-      <w:proofErr w:type="spellStart"/>
-      <w:r>
-        <w:t>mongo_admin_user</w:t>
-      </w:r>
-      <w:proofErr w:type="spellEnd"/>
-      <w:r>
-        <w:t xml:space="preserve"> }}', </w:t>
-      </w:r>
-      <w:proofErr w:type="spellStart"/>
-      <w:r>
-        <w:t>pwd</w:t>
-      </w:r>
-      <w:proofErr w:type="spellEnd"/>
-      <w:r>
-        <w:t xml:space="preserve">: '{{ </w:t>
-      </w:r>
-      <w:proofErr w:type="spellStart"/>
-      <w:r>
-        <w:t>mongo_admin_password</w:t>
-      </w:r>
-      <w:proofErr w:type="spellEnd"/>
-      <w:r>
-        <w:t xml:space="preserve"> }}', roles: [{ role: 'root', </w:t>
-      </w:r>
-      <w:proofErr w:type="spellStart"/>
-      <w:r>
-        <w:t>db</w:t>
-      </w:r>
-      <w:proofErr w:type="spellEnd"/>
-      <w:r>
-        <w:t>: 'admin' }] }); }"</w:t>
-      </w:r>
+        <w:t xml:space="preserve"> }}"</w:t>
+      </w:r>
+    </w:p>
+    <w:p>
+      <w:r>
+        <w:t xml:space="preserve">      loop:</w:t>
+      </w:r>
+    </w:p>
+    <w:p>
+      <w:r>
+        <w:t xml:space="preserve">        - 22</w:t>
+      </w:r>
+    </w:p>
+    <w:p>
+      <w:r>
+        <w:t xml:space="preserve">        - 80</w:t>
+      </w:r>
+    </w:p>
+    <w:p>
+      <w:r>
+        <w:t xml:space="preserve">        - 443</w:t>
+      </w:r>
+    </w:p>
+    <w:p>
+      <w:r>
+        <w:t xml:space="preserve">        - 3000</w:t>
+      </w:r>
+    </w:p>
+    <w:p>
+      <w:r>
+        <w:t xml:space="preserve">        - 3001</w:t>
+      </w:r>
+    </w:p>
+    <w:p>
+      <w:r>
+        <w:t xml:space="preserve">        - 27017</w:t>
+      </w:r>
+    </w:p>
+    <w:p/>
+    <w:p>
+      <w:r>
+        <w:t xml:space="preserve">    # SSH security</w:t>
+      </w:r>
+    </w:p>
+    <w:p>
+      <w:r>
+        <w:t xml:space="preserve">    - name: Disable root SSH login</w:t>
+      </w:r>
+    </w:p>
+    <w:p>
+      <w:r>
+        <w:t xml:space="preserve">      </w:t>
+      </w:r>
+      <w:proofErr w:type="spellStart"/>
+      <w:r>
+        <w:t>lineinfile</w:t>
+      </w:r>
+      <w:proofErr w:type="spellEnd"/>
+      <w:r>
+        <w:t>:</w:t>
+      </w:r>
+    </w:p>
+    <w:p>
+      <w:r>
+        <w:t xml:space="preserve">        path: /</w:t>
+      </w:r>
+      <w:proofErr w:type="spellStart"/>
+      <w:r>
+        <w:t>etc</w:t>
+      </w:r>
+      <w:proofErr w:type="spellEnd"/>
+      <w:r>
+        <w:t>/</w:t>
+      </w:r>
+      <w:proofErr w:type="spellStart"/>
+      <w:r>
+        <w:t>ssh</w:t>
+      </w:r>
+      <w:proofErr w:type="spellEnd"/>
+      <w:r>
+        <w:t>/</w:t>
+      </w:r>
+      <w:proofErr w:type="spellStart"/>
+      <w:r>
+        <w:t>sshd_config</w:t>
+      </w:r>
+      <w:proofErr w:type="spellEnd"/>
     </w:p>
     <w:p>
       <w:r>
@@ -14927,445 +15360,53 @@
       </w:r>
       <w:proofErr w:type="spellStart"/>
       <w:r>
-        <w:t>elif</w:t>
-      </w:r>
-      <w:proofErr w:type="spellEnd"/>
-      <w:r>
-        <w:t xml:space="preserve"> command -v mongo &gt;/dev/null 2&gt;&amp;1; then</w:t>
-      </w:r>
-    </w:p>
-    <w:p>
-      <w:r>
-        <w:t xml:space="preserve">          mongo --eval "</w:t>
-      </w:r>
-      <w:proofErr w:type="spellStart"/>
-      <w:r>
-        <w:t>db</w:t>
-      </w:r>
-      <w:proofErr w:type="spellEnd"/>
-      <w:r>
-        <w:t xml:space="preserve"> = </w:t>
-      </w:r>
-      <w:proofErr w:type="spellStart"/>
-      <w:proofErr w:type="gramStart"/>
-      <w:r>
-        <w:t>db.getSiblingDB</w:t>
-      </w:r>
-      <w:proofErr w:type="spellEnd"/>
-      <w:proofErr w:type="gramEnd"/>
-      <w:r>
-        <w:t>('admin'); if (!</w:t>
-      </w:r>
-      <w:proofErr w:type="spellStart"/>
-      <w:r>
-        <w:t>db.getUser</w:t>
-      </w:r>
-      <w:proofErr w:type="spellEnd"/>
-      <w:r>
-        <w:t xml:space="preserve">('{{ </w:t>
-      </w:r>
-      <w:proofErr w:type="spellStart"/>
-      <w:r>
-        <w:t>mongo_admin_user</w:t>
-      </w:r>
-      <w:proofErr w:type="spellEnd"/>
-      <w:r>
-        <w:t xml:space="preserve"> }}')) { </w:t>
-      </w:r>
-      <w:proofErr w:type="spellStart"/>
-      <w:r>
-        <w:t>db.createUser</w:t>
-      </w:r>
-      <w:proofErr w:type="spellEnd"/>
-      <w:r>
-        <w:t xml:space="preserve">({ user: '{{ </w:t>
-      </w:r>
-      <w:proofErr w:type="spellStart"/>
-      <w:r>
-        <w:t>mongo_admin_user</w:t>
-      </w:r>
-      <w:proofErr w:type="spellEnd"/>
-      <w:r>
-        <w:t xml:space="preserve"> }}', </w:t>
-      </w:r>
-      <w:proofErr w:type="spellStart"/>
-      <w:r>
-        <w:t>pwd</w:t>
-      </w:r>
-      <w:proofErr w:type="spellEnd"/>
-      <w:r>
-        <w:t xml:space="preserve">: '{{ </w:t>
-      </w:r>
-      <w:proofErr w:type="spellStart"/>
-      <w:r>
-        <w:t>mongo_admin_password</w:t>
-      </w:r>
-      <w:proofErr w:type="spellEnd"/>
-      <w:r>
-        <w:t xml:space="preserve"> }}', roles: [{ role: 'root', </w:t>
-      </w:r>
-      <w:proofErr w:type="spellStart"/>
-      <w:r>
-        <w:t>db</w:t>
-      </w:r>
-      <w:proofErr w:type="spellEnd"/>
-      <w:r>
-        <w:t>: 'admin' }] }); }"</w:t>
-      </w:r>
-    </w:p>
-    <w:p>
-      <w:r>
-        <w:t xml:space="preserve">        else</w:t>
-      </w:r>
-    </w:p>
-    <w:p>
-      <w:r>
-        <w:t xml:space="preserve">          echo "No mongo shell available" &gt;&amp;2</w:t>
-      </w:r>
-    </w:p>
-    <w:p>
-      <w:r>
-        <w:t xml:space="preserve">          exit 1</w:t>
-      </w:r>
-    </w:p>
-    <w:p>
-      <w:r>
-        <w:t xml:space="preserve">        fi</w:t>
-      </w:r>
-    </w:p>
-    <w:p>
-      <w:r>
-        <w:t xml:space="preserve">      </w:t>
-      </w:r>
-      <w:proofErr w:type="spellStart"/>
-      <w:r>
-        <w:t>args</w:t>
-      </w:r>
-      <w:proofErr w:type="spellEnd"/>
-      <w:r>
-        <w:t>:</w:t>
-      </w:r>
-    </w:p>
-    <w:p>
-      <w:r>
-        <w:t xml:space="preserve">        executable: /bin/bash</w:t>
+        <w:t>regexp</w:t>
+      </w:r>
+      <w:proofErr w:type="spellEnd"/>
+      <w:r>
+        <w:t>: '^</w:t>
+      </w:r>
+      <w:proofErr w:type="spellStart"/>
+      <w:r>
+        <w:t>PermitRootLogin</w:t>
+      </w:r>
+      <w:proofErr w:type="spellEnd"/>
+      <w:r>
+        <w:t>'</w:t>
+      </w:r>
+    </w:p>
+    <w:p>
+      <w:r>
+        <w:t xml:space="preserve">        line: '</w:t>
+      </w:r>
+      <w:proofErr w:type="spellStart"/>
+      <w:r>
+        <w:t>PermitRootLogin</w:t>
+      </w:r>
+      <w:proofErr w:type="spellEnd"/>
+      <w:r>
+        <w:t xml:space="preserve"> no'</w:t>
+      </w:r>
+    </w:p>
+    <w:p>
+      <w:r>
+        <w:t xml:space="preserve">        backup: yes</w:t>
       </w:r>
     </w:p>
     <w:p/>
     <w:p>
       <w:r>
-        <w:t xml:space="preserve">    - name: Allow remote access in MongoDB config</w:t>
-      </w:r>
-    </w:p>
-    <w:p>
-      <w:r>
-        <w:t xml:space="preserve">      replace:</w:t>
-      </w:r>
-    </w:p>
-    <w:p>
-      <w:r>
-        <w:t xml:space="preserve">        path: /</w:t>
-      </w:r>
-      <w:proofErr w:type="spellStart"/>
-      <w:r>
-        <w:t>etc</w:t>
-      </w:r>
-      <w:proofErr w:type="spellEnd"/>
-      <w:r>
-        <w:t>/</w:t>
-      </w:r>
-      <w:proofErr w:type="spellStart"/>
-      <w:r>
-        <w:t>mongod.conf</w:t>
-      </w:r>
-      <w:proofErr w:type="spellEnd"/>
-    </w:p>
-    <w:p>
-      <w:r>
-        <w:t xml:space="preserve">        </w:t>
-      </w:r>
-      <w:proofErr w:type="spellStart"/>
-      <w:r>
-        <w:t>regexp</w:t>
-      </w:r>
-      <w:proofErr w:type="spellEnd"/>
-      <w:r>
-        <w:t>: '</w:t>
-      </w:r>
-      <w:proofErr w:type="gramStart"/>
-      <w:r>
-        <w:t xml:space="preserve">^  </w:t>
-      </w:r>
-      <w:proofErr w:type="spellStart"/>
-      <w:r>
-        <w:t>bindIp</w:t>
-      </w:r>
-      <w:proofErr w:type="spellEnd"/>
-      <w:proofErr w:type="gramEnd"/>
-      <w:r>
-        <w:t>: 127.0.0.1'</w:t>
-      </w:r>
-    </w:p>
-    <w:p>
-      <w:r>
-        <w:t xml:space="preserve">        replace: </w:t>
-      </w:r>
-      <w:proofErr w:type="gramStart"/>
-      <w:r>
-        <w:t xml:space="preserve">'  </w:t>
-      </w:r>
-      <w:proofErr w:type="spellStart"/>
-      <w:r>
-        <w:t>bindIp</w:t>
-      </w:r>
-      <w:proofErr w:type="spellEnd"/>
-      <w:proofErr w:type="gramEnd"/>
-      <w:r>
-        <w:t>: 0.0.0.0'</w:t>
-      </w:r>
-    </w:p>
-    <w:p/>
-    <w:p>
-      <w:r>
-        <w:t xml:space="preserve"> </w:t>
-      </w:r>
-    </w:p>
-    <w:p/>
-    <w:p>
-      <w:r>
-        <w:t xml:space="preserve">    #Firewall setup</w:t>
-      </w:r>
-    </w:p>
-    <w:p>
-      <w:r>
-        <w:t xml:space="preserve">    - name: Install UFW</w:t>
-      </w:r>
-    </w:p>
-    <w:p>
-      <w:r>
-        <w:t xml:space="preserve">      apt:</w:t>
-      </w:r>
-    </w:p>
-    <w:p>
-      <w:r>
-        <w:t xml:space="preserve">        name: </w:t>
-      </w:r>
-      <w:proofErr w:type="spellStart"/>
-      <w:r>
-        <w:t>ufw</w:t>
-      </w:r>
-      <w:proofErr w:type="spellEnd"/>
+        <w:t xml:space="preserve">    - name: Restart SSH service</w:t>
+      </w:r>
     </w:p>
     <w:p>
       <w:r>
         <w:lastRenderedPageBreak/>
-        <w:t xml:space="preserve">        state: present</w:t>
-      </w:r>
-    </w:p>
-    <w:p/>
-    <w:p>
-      <w:r>
-        <w:t xml:space="preserve">    - name: Enable UFW</w:t>
-      </w:r>
-    </w:p>
-    <w:p>
-      <w:r>
-        <w:t xml:space="preserve">      </w:t>
-      </w:r>
-      <w:proofErr w:type="spellStart"/>
-      <w:r>
-        <w:t>ufw</w:t>
-      </w:r>
-      <w:proofErr w:type="spellEnd"/>
-      <w:r>
-        <w:t>:</w:t>
-      </w:r>
-    </w:p>
-    <w:p>
-      <w:r>
-        <w:t xml:space="preserve">        state: enabled</w:t>
-      </w:r>
-    </w:p>
-    <w:p>
-      <w:r>
-        <w:t xml:space="preserve">        policy: allow</w:t>
-      </w:r>
-    </w:p>
-    <w:p/>
-    <w:p>
-      <w:r>
-        <w:t xml:space="preserve">    - name: Allow required ports</w:t>
-      </w:r>
-    </w:p>
-    <w:p>
-      <w:r>
-        <w:t xml:space="preserve">      </w:t>
-      </w:r>
-      <w:proofErr w:type="spellStart"/>
-      <w:r>
-        <w:t>ufw</w:t>
-      </w:r>
-      <w:proofErr w:type="spellEnd"/>
-      <w:r>
-        <w:t>:</w:t>
-      </w:r>
-    </w:p>
-    <w:p>
-      <w:r>
-        <w:t xml:space="preserve">        rule: allow</w:t>
-      </w:r>
-    </w:p>
-    <w:p>
-      <w:r>
-        <w:t xml:space="preserve">        port: "</w:t>
-      </w:r>
-      <w:proofErr w:type="gramStart"/>
-      <w:r>
-        <w:t>{{ item</w:t>
-      </w:r>
-      <w:proofErr w:type="gramEnd"/>
-      <w:r>
-        <w:t xml:space="preserve"> }}"</w:t>
-      </w:r>
-    </w:p>
-    <w:p>
-      <w:r>
-        <w:t xml:space="preserve">      loop:</w:t>
-      </w:r>
-    </w:p>
-    <w:p>
-      <w:r>
-        <w:t xml:space="preserve">        - 22</w:t>
-      </w:r>
-    </w:p>
-    <w:p>
-      <w:r>
-        <w:t xml:space="preserve">        - 80</w:t>
-      </w:r>
-    </w:p>
-    <w:p>
-      <w:r>
-        <w:t xml:space="preserve">        - 443</w:t>
-      </w:r>
-    </w:p>
-    <w:p>
-      <w:r>
-        <w:t xml:space="preserve">        - 3000</w:t>
-      </w:r>
-    </w:p>
-    <w:p>
-      <w:r>
-        <w:t xml:space="preserve">        - 3001</w:t>
-      </w:r>
-    </w:p>
-    <w:p>
-      <w:r>
-        <w:t xml:space="preserve">        - 27017</w:t>
-      </w:r>
-    </w:p>
-    <w:p/>
-    <w:p>
-      <w:r>
-        <w:t xml:space="preserve">    # SSH security</w:t>
-      </w:r>
-    </w:p>
-    <w:p>
-      <w:r>
-        <w:t xml:space="preserve">    - name: Disable root SSH login</w:t>
-      </w:r>
-    </w:p>
-    <w:p>
-      <w:r>
-        <w:t xml:space="preserve">      </w:t>
-      </w:r>
-      <w:proofErr w:type="spellStart"/>
-      <w:r>
-        <w:t>lineinfile</w:t>
-      </w:r>
-      <w:proofErr w:type="spellEnd"/>
-      <w:r>
-        <w:t>:</w:t>
-      </w:r>
-    </w:p>
-    <w:p>
-      <w:r>
-        <w:t xml:space="preserve">        path: /</w:t>
-      </w:r>
-      <w:proofErr w:type="spellStart"/>
-      <w:r>
-        <w:t>etc</w:t>
-      </w:r>
-      <w:proofErr w:type="spellEnd"/>
-      <w:r>
-        <w:t>/</w:t>
-      </w:r>
-      <w:proofErr w:type="spellStart"/>
-      <w:r>
-        <w:t>ssh</w:t>
-      </w:r>
-      <w:proofErr w:type="spellEnd"/>
-      <w:r>
-        <w:t>/</w:t>
-      </w:r>
-      <w:proofErr w:type="spellStart"/>
-      <w:r>
-        <w:t>sshd_config</w:t>
-      </w:r>
-      <w:proofErr w:type="spellEnd"/>
-    </w:p>
-    <w:p>
-      <w:r>
-        <w:t xml:space="preserve">        </w:t>
-      </w:r>
-      <w:proofErr w:type="spellStart"/>
-      <w:r>
-        <w:t>regexp</w:t>
-      </w:r>
-      <w:proofErr w:type="spellEnd"/>
-      <w:r>
-        <w:t>: '^</w:t>
-      </w:r>
-      <w:proofErr w:type="spellStart"/>
-      <w:r>
-        <w:t>PermitRootLogin</w:t>
-      </w:r>
-      <w:proofErr w:type="spellEnd"/>
-      <w:r>
-        <w:t>'</w:t>
-      </w:r>
-    </w:p>
-    <w:p>
-      <w:r>
-        <w:t xml:space="preserve">        line: '</w:t>
-      </w:r>
-      <w:proofErr w:type="spellStart"/>
-      <w:r>
-        <w:t>PermitRootLogin</w:t>
-      </w:r>
-      <w:proofErr w:type="spellEnd"/>
-      <w:r>
-        <w:t xml:space="preserve"> no'</w:t>
-      </w:r>
-    </w:p>
-    <w:p>
-      <w:r>
-        <w:t xml:space="preserve">        backup: yes</w:t>
-      </w:r>
-    </w:p>
-    <w:p/>
-    <w:p>
-      <w:r>
-        <w:t xml:space="preserve">    - name: Restart SSH service</w:t>
-      </w:r>
-    </w:p>
-    <w:p>
-      <w:r>
         <w:t xml:space="preserve">      service:</w:t>
       </w:r>
     </w:p>
     <w:p>
       <w:r>
-        <w:lastRenderedPageBreak/>
         <w:t xml:space="preserve">        name: </w:t>
       </w:r>
       <w:proofErr w:type="spellStart"/>
@@ -15420,7 +15461,6 @@
           <w:sz w:val="36"/>
           <w:u w:val="single"/>
         </w:rPr>
-        <w:lastRenderedPageBreak/>
         <w:t xml:space="preserve">Creating </w:t>
       </w:r>
       <w:proofErr w:type="spellStart"/>
@@ -15618,6 +15658,7 @@
     <w:p/>
     <w:p>
       <w:r>
+        <w:lastRenderedPageBreak/>
         <w:t xml:space="preserve">    - name: Add </w:t>
       </w:r>
       <w:proofErr w:type="spellStart"/>
@@ -15631,16 +15672,225 @@
     </w:p>
     <w:p>
       <w:r>
+        <w:t>      shell: curl -</w:t>
+      </w:r>
+      <w:proofErr w:type="spellStart"/>
+      <w:r>
+        <w:t>fsSL</w:t>
+      </w:r>
+      <w:proofErr w:type="spellEnd"/>
+      <w:r>
+        <w:t xml:space="preserve"> https://deb.nodesource.com/setup_18.x | bash -</w:t>
+      </w:r>
+    </w:p>
+    <w:p>
+      <w:r>
+        <w:t xml:space="preserve">      </w:t>
+      </w:r>
+      <w:proofErr w:type="spellStart"/>
+      <w:r>
+        <w:t>args</w:t>
+      </w:r>
+      <w:proofErr w:type="spellEnd"/>
+      <w:r>
+        <w:t>:</w:t>
+      </w:r>
+    </w:p>
+    <w:p>
+      <w:r>
+        <w:t>        executable: /bin/bash</w:t>
+      </w:r>
+    </w:p>
+    <w:p/>
+    <w:p>
+      <w:r>
+        <w:t>    - name: Install Node.js</w:t>
+      </w:r>
+    </w:p>
+    <w:p>
+      <w:r>
+        <w:t>      apt:</w:t>
+      </w:r>
+    </w:p>
+    <w:p>
+      <w:r>
+        <w:t xml:space="preserve">        name: </w:t>
+      </w:r>
+      <w:proofErr w:type="spellStart"/>
+      <w:r>
+        <w:t>nodejs</w:t>
+      </w:r>
+      <w:proofErr w:type="spellEnd"/>
+    </w:p>
+    <w:p>
+      <w:r>
+        <w:t>        state: present</w:t>
+      </w:r>
+    </w:p>
+    <w:p/>
+    <w:p>
+      <w:r>
+        <w:t>    # ================= CLONE CODE =================</w:t>
+      </w:r>
+    </w:p>
+    <w:p/>
+    <w:p>
+      <w:r>
+        <w:t>    - name: Clone Repository</w:t>
+      </w:r>
+    </w:p>
+    <w:p>
+      <w:r>
+        <w:t>      git:</w:t>
+      </w:r>
+    </w:p>
+    <w:p>
+      <w:r>
+        <w:t>        repo: "https://github.com/saiyedin786/</w:t>
+      </w:r>
+      <w:proofErr w:type="spellStart"/>
+      <w:r>
+        <w:t>TravelMemory_prashant.git</w:t>
+      </w:r>
+      <w:proofErr w:type="spellEnd"/>
+      <w:r>
+        <w:t>"</w:t>
+      </w:r>
+    </w:p>
+    <w:p>
+      <w:r>
+        <w:t xml:space="preserve">        </w:t>
+      </w:r>
+      <w:proofErr w:type="spellStart"/>
+      <w:r>
+        <w:t>dest</w:t>
+      </w:r>
+      <w:proofErr w:type="spellEnd"/>
+      <w:r>
+        <w:t>: "</w:t>
+      </w:r>
+      <w:proofErr w:type="gramStart"/>
+      <w:r>
+        <w:t xml:space="preserve">{{ </w:t>
+      </w:r>
+      <w:proofErr w:type="spellStart"/>
+      <w:r>
+        <w:t>app</w:t>
+      </w:r>
+      <w:proofErr w:type="gramEnd"/>
+      <w:r>
+        <w:t>_dir</w:t>
+      </w:r>
+      <w:proofErr w:type="spellEnd"/>
+      <w:r>
+        <w:t xml:space="preserve"> }}"</w:t>
+      </w:r>
+    </w:p>
+    <w:p>
+      <w:r>
+        <w:t>        force: yes</w:t>
+      </w:r>
+    </w:p>
+    <w:p/>
+    <w:p>
+      <w:r>
+        <w:t>    - name: Set ownership to ubuntu</w:t>
+      </w:r>
+    </w:p>
+    <w:p>
+      <w:r>
+        <w:t>      file:</w:t>
+      </w:r>
+    </w:p>
+    <w:p>
+      <w:r>
+        <w:t>        path: "</w:t>
+      </w:r>
+      <w:proofErr w:type="gramStart"/>
+      <w:r>
+        <w:t xml:space="preserve">{{ </w:t>
+      </w:r>
+      <w:proofErr w:type="spellStart"/>
+      <w:r>
+        <w:t>app</w:t>
+      </w:r>
+      <w:proofErr w:type="gramEnd"/>
+      <w:r>
+        <w:t>_dir</w:t>
+      </w:r>
+      <w:proofErr w:type="spellEnd"/>
+      <w:r>
+        <w:t xml:space="preserve"> }}"</w:t>
+      </w:r>
+    </w:p>
+    <w:p>
+      <w:r>
+        <w:t>        owner: ubuntu</w:t>
+      </w:r>
+    </w:p>
+    <w:p>
+      <w:r>
+        <w:t>        group: ubuntu</w:t>
+      </w:r>
+    </w:p>
+    <w:p>
+      <w:r>
+        <w:t>        recurse: yes</w:t>
+      </w:r>
+    </w:p>
+    <w:p/>
+    <w:p>
+      <w:r>
+        <w:t>    # ================= PM2 SETUP =================</w:t>
+      </w:r>
+    </w:p>
+    <w:p/>
+    <w:p>
+      <w:r>
+        <w:t>    - name: Install PM2 globally</w:t>
+      </w:r>
+    </w:p>
+    <w:p>
+      <w:r>
+        <w:t xml:space="preserve">      </w:t>
+      </w:r>
+      <w:proofErr w:type="spellStart"/>
+      <w:r>
+        <w:t>npm</w:t>
+      </w:r>
+      <w:proofErr w:type="spellEnd"/>
+      <w:r>
+        <w:t>:</w:t>
+      </w:r>
+    </w:p>
+    <w:p>
+      <w:r>
         <w:lastRenderedPageBreak/>
-        <w:t>      shell: curl -</w:t>
-      </w:r>
-      <w:proofErr w:type="spellStart"/>
-      <w:r>
-        <w:t>fsSL</w:t>
-      </w:r>
-      <w:proofErr w:type="spellEnd"/>
-      <w:r>
-        <w:t xml:space="preserve"> https://deb.nodesource.com/setup_18.x | bash -</w:t>
+        <w:t>        name: pm2</w:t>
+      </w:r>
+    </w:p>
+    <w:p>
+      <w:r>
+        <w:t>        global: yes</w:t>
+      </w:r>
+    </w:p>
+    <w:p>
+      <w:r>
+        <w:t>      become: yes</w:t>
+      </w:r>
+    </w:p>
+    <w:p/>
+    <w:p>
+      <w:r>
+        <w:t xml:space="preserve">    - name: Set </w:t>
+      </w:r>
+      <w:proofErr w:type="spellStart"/>
+      <w:r>
+        <w:t>npm</w:t>
+      </w:r>
+      <w:proofErr w:type="spellEnd"/>
+      <w:r>
+        <w:t xml:space="preserve"> global bin path manually</w:t>
       </w:r>
     </w:p>
     <w:p>
@@ -15649,6 +15899,65 @@
       </w:r>
       <w:proofErr w:type="spellStart"/>
       <w:r>
+        <w:t>set_fact</w:t>
+      </w:r>
+      <w:proofErr w:type="spellEnd"/>
+      <w:r>
+        <w:t>:</w:t>
+      </w:r>
+    </w:p>
+    <w:p>
+      <w:r>
+        <w:t xml:space="preserve">        </w:t>
+      </w:r>
+      <w:proofErr w:type="spellStart"/>
+      <w:r>
+        <w:t>npm_global_bin</w:t>
+      </w:r>
+      <w:proofErr w:type="spellEnd"/>
+      <w:r>
+        <w:t>: "/</w:t>
+      </w:r>
+      <w:proofErr w:type="spellStart"/>
+      <w:r>
+        <w:t>usr</w:t>
+      </w:r>
+      <w:proofErr w:type="spellEnd"/>
+      <w:r>
+        <w:t>/bin"</w:t>
+      </w:r>
+    </w:p>
+    <w:p/>
+    <w:p>
+      <w:r>
+        <w:t>    # ================= BACKEND =================</w:t>
+      </w:r>
+    </w:p>
+    <w:p/>
+    <w:p>
+      <w:r>
+        <w:t>    - name: Install Backend Dependencies</w:t>
+      </w:r>
+    </w:p>
+    <w:p>
+      <w:r>
+        <w:t xml:space="preserve">      command: </w:t>
+      </w:r>
+      <w:proofErr w:type="spellStart"/>
+      <w:r>
+        <w:t>npm</w:t>
+      </w:r>
+      <w:proofErr w:type="spellEnd"/>
+      <w:r>
+        <w:t xml:space="preserve"> install</w:t>
+      </w:r>
+    </w:p>
+    <w:p>
+      <w:r>
+        <w:t xml:space="preserve">      </w:t>
+      </w:r>
+      <w:proofErr w:type="spellStart"/>
+      <w:r>
         <w:t>args</w:t>
       </w:r>
       <w:proofErr w:type="spellEnd"/>
@@ -15658,63 +15967,194 @@
     </w:p>
     <w:p>
       <w:r>
-        <w:t>        executable: /bin/bash</w:t>
+        <w:t xml:space="preserve">        </w:t>
+      </w:r>
+      <w:proofErr w:type="spellStart"/>
+      <w:r>
+        <w:t>chdir</w:t>
+      </w:r>
+      <w:proofErr w:type="spellEnd"/>
+      <w:r>
+        <w:t>: "</w:t>
+      </w:r>
+      <w:proofErr w:type="gramStart"/>
+      <w:r>
+        <w:t xml:space="preserve">{{ </w:t>
+      </w:r>
+      <w:proofErr w:type="spellStart"/>
+      <w:r>
+        <w:t>backend</w:t>
+      </w:r>
+      <w:proofErr w:type="gramEnd"/>
+      <w:r>
+        <w:t>_dir</w:t>
+      </w:r>
+      <w:proofErr w:type="spellEnd"/>
+      <w:r>
+        <w:t xml:space="preserve"> }}"</w:t>
+      </w:r>
+    </w:p>
+    <w:p>
+      <w:r>
+        <w:t xml:space="preserve">      </w:t>
+      </w:r>
+      <w:proofErr w:type="spellStart"/>
+      <w:r>
+        <w:t>become_user</w:t>
+      </w:r>
+      <w:proofErr w:type="spellEnd"/>
+      <w:r>
+        <w:t>: ubuntu</w:t>
       </w:r>
     </w:p>
     <w:p/>
     <w:p>
       <w:r>
-        <w:t>    - name: Install Node.js</w:t>
-      </w:r>
-    </w:p>
-    <w:p>
-      <w:r>
-        <w:t>      apt:</w:t>
-      </w:r>
-    </w:p>
-    <w:p>
-      <w:r>
-        <w:t xml:space="preserve">        name: </w:t>
-      </w:r>
-      <w:proofErr w:type="spellStart"/>
-      <w:r>
-        <w:t>nodejs</w:t>
-      </w:r>
-      <w:proofErr w:type="spellEnd"/>
-    </w:p>
-    <w:p>
-      <w:r>
-        <w:t>        state: present</w:t>
+        <w:t>    # - name: Stop existing backend</w:t>
+      </w:r>
+    </w:p>
+    <w:p>
+      <w:r>
+        <w:t>    #   shell: |</w:t>
+      </w:r>
+    </w:p>
+    <w:p>
+      <w:r>
+        <w:t>    #     pm2 PATH</w:t>
+      </w:r>
+      <w:proofErr w:type="gramStart"/>
+      <w:r>
+        <w:t>={</w:t>
+      </w:r>
+      <w:proofErr w:type="gramEnd"/>
+      <w:r>
+        <w:t xml:space="preserve">{ </w:t>
+      </w:r>
+      <w:proofErr w:type="spellStart"/>
+      <w:r>
+        <w:t>npm_global_bin.stdout</w:t>
+      </w:r>
+      <w:proofErr w:type="spellEnd"/>
+      <w:r>
+        <w:t xml:space="preserve"> }}:$PATH pm2 delete backend || true</w:t>
+      </w:r>
+    </w:p>
+    <w:p>
+      <w:r>
+        <w:t xml:space="preserve">    #   </w:t>
+      </w:r>
+      <w:proofErr w:type="spellStart"/>
+      <w:r>
+        <w:t>become_user</w:t>
+      </w:r>
+      <w:proofErr w:type="spellEnd"/>
+      <w:r>
+        <w:t>: ubuntu</w:t>
       </w:r>
     </w:p>
     <w:p/>
     <w:p>
       <w:r>
-        <w:t>    # ================= CLONE CODE =================</w:t>
+        <w:t>    - name: Start Backend</w:t>
+      </w:r>
+    </w:p>
+    <w:p>
+      <w:r>
+        <w:t>      command: pm2 start index.js --name backend</w:t>
+      </w:r>
+    </w:p>
+    <w:p>
+      <w:r>
+        <w:t xml:space="preserve">      </w:t>
+      </w:r>
+      <w:proofErr w:type="spellStart"/>
+      <w:r>
+        <w:t>args</w:t>
+      </w:r>
+      <w:proofErr w:type="spellEnd"/>
+      <w:r>
+        <w:t>:</w:t>
+      </w:r>
+    </w:p>
+    <w:p>
+      <w:r>
+        <w:t xml:space="preserve">        </w:t>
+      </w:r>
+      <w:proofErr w:type="spellStart"/>
+      <w:r>
+        <w:t>chdir</w:t>
+      </w:r>
+      <w:proofErr w:type="spellEnd"/>
+      <w:r>
+        <w:t>: "</w:t>
+      </w:r>
+      <w:proofErr w:type="gramStart"/>
+      <w:r>
+        <w:t xml:space="preserve">{{ </w:t>
+      </w:r>
+      <w:proofErr w:type="spellStart"/>
+      <w:r>
+        <w:t>backend</w:t>
+      </w:r>
+      <w:proofErr w:type="gramEnd"/>
+      <w:r>
+        <w:t>_dir</w:t>
+      </w:r>
+      <w:proofErr w:type="spellEnd"/>
+      <w:r>
+        <w:t xml:space="preserve"> }}"</w:t>
+      </w:r>
+    </w:p>
+    <w:p>
+      <w:r>
+        <w:t xml:space="preserve">      </w:t>
+      </w:r>
+      <w:proofErr w:type="spellStart"/>
+      <w:r>
+        <w:t>become_user</w:t>
+      </w:r>
+      <w:proofErr w:type="spellEnd"/>
+      <w:r>
+        <w:t>: ubuntu</w:t>
       </w:r>
     </w:p>
     <w:p/>
     <w:p>
       <w:r>
-        <w:t>    - name: Clone Repository</w:t>
-      </w:r>
-    </w:p>
-    <w:p>
-      <w:r>
-        <w:t>      git:</w:t>
-      </w:r>
-    </w:p>
-    <w:p>
-      <w:r>
-        <w:t>        repo: "https://github.com/saiyedin786/</w:t>
-      </w:r>
-      <w:proofErr w:type="spellStart"/>
-      <w:r>
-        <w:t>TravelMemory_prashant.git</w:t>
-      </w:r>
-      <w:proofErr w:type="spellEnd"/>
-      <w:r>
-        <w:t>"</w:t>
+        <w:t>    # ================= FRONTEND =================</w:t>
+      </w:r>
+    </w:p>
+    <w:p/>
+    <w:p>
+      <w:r>
+        <w:lastRenderedPageBreak/>
+        <w:t>    - name: Install Frontend Dependencies</w:t>
+      </w:r>
+    </w:p>
+    <w:p>
+      <w:r>
+        <w:t xml:space="preserve">      command: </w:t>
+      </w:r>
+      <w:proofErr w:type="spellStart"/>
+      <w:r>
+        <w:t>npm</w:t>
+      </w:r>
+      <w:proofErr w:type="spellEnd"/>
+      <w:r>
+        <w:t xml:space="preserve"> install</w:t>
+      </w:r>
+    </w:p>
+    <w:p>
+      <w:r>
+        <w:t xml:space="preserve">      </w:t>
+      </w:r>
+      <w:proofErr w:type="spellStart"/>
+      <w:r>
+        <w:t>args</w:t>
+      </w:r>
+      <w:proofErr w:type="spellEnd"/>
+      <w:r>
+        <w:t>:</w:t>
       </w:r>
     </w:p>
     <w:p>
@@ -15723,6 +16163,59 @@
       </w:r>
       <w:proofErr w:type="spellStart"/>
       <w:r>
+        <w:t>chdir</w:t>
+      </w:r>
+      <w:proofErr w:type="spellEnd"/>
+      <w:r>
+        <w:t>: "</w:t>
+      </w:r>
+      <w:proofErr w:type="gramStart"/>
+      <w:r>
+        <w:t xml:space="preserve">{{ </w:t>
+      </w:r>
+      <w:proofErr w:type="spellStart"/>
+      <w:r>
+        <w:t>frontend</w:t>
+      </w:r>
+      <w:proofErr w:type="gramEnd"/>
+      <w:r>
+        <w:t>_dir</w:t>
+      </w:r>
+      <w:proofErr w:type="spellEnd"/>
+      <w:r>
+        <w:t xml:space="preserve"> }}"</w:t>
+      </w:r>
+    </w:p>
+    <w:p>
+      <w:r>
+        <w:t xml:space="preserve">      </w:t>
+      </w:r>
+      <w:proofErr w:type="spellStart"/>
+      <w:r>
+        <w:t>become_user</w:t>
+      </w:r>
+      <w:proofErr w:type="spellEnd"/>
+      <w:r>
+        <w:t>: ubuntu</w:t>
+      </w:r>
+    </w:p>
+    <w:p/>
+    <w:p>
+      <w:r>
+        <w:t>    # - name: Create frontend .env file</w:t>
+      </w:r>
+    </w:p>
+    <w:p>
+      <w:r>
+        <w:t>    #   copy:</w:t>
+      </w:r>
+    </w:p>
+    <w:p>
+      <w:r>
+        <w:t xml:space="preserve">    #     </w:t>
+      </w:r>
+      <w:proofErr w:type="spellStart"/>
+      <w:r>
         <w:t>dest</w:t>
       </w:r>
       <w:proofErr w:type="spellEnd"/>
@@ -15735,7 +16228,7 @@
       </w:r>
       <w:proofErr w:type="spellStart"/>
       <w:r>
-        <w:t>app</w:t>
+        <w:t>frontend</w:t>
       </w:r>
       <w:proofErr w:type="gramEnd"/>
       <w:r>
@@ -15743,658 +16236,204 @@
       </w:r>
       <w:proofErr w:type="spellEnd"/>
       <w:r>
+        <w:t xml:space="preserve"> }}/.env"</w:t>
+      </w:r>
+    </w:p>
+    <w:p>
+      <w:r>
+        <w:t>    #     content: |</w:t>
+      </w:r>
+    </w:p>
+    <w:p>
+      <w:r>
+        <w:t>    #       REACT_APP_API_URL</w:t>
+      </w:r>
+      <w:proofErr w:type="gramStart"/>
+      <w:r>
+        <w:t>={</w:t>
+      </w:r>
+      <w:proofErr w:type="gramEnd"/>
+      <w:r>
+        <w:t xml:space="preserve">{ </w:t>
+      </w:r>
+      <w:proofErr w:type="spellStart"/>
+      <w:r>
+        <w:t>backend_url</w:t>
+      </w:r>
+      <w:proofErr w:type="spellEnd"/>
+      <w:r>
+        <w:t xml:space="preserve"> }}</w:t>
+      </w:r>
+    </w:p>
+    <w:p>
+      <w:r>
+        <w:t xml:space="preserve">    #   </w:t>
+      </w:r>
+      <w:proofErr w:type="spellStart"/>
+      <w:r>
+        <w:t>become_user</w:t>
+      </w:r>
+      <w:proofErr w:type="spellEnd"/>
+      <w:r>
+        <w:t>: ubuntu</w:t>
+      </w:r>
+    </w:p>
+    <w:p/>
+    <w:p>
+      <w:r>
+        <w:t>    - name: Build Frontend</w:t>
+      </w:r>
+    </w:p>
+    <w:p>
+      <w:r>
+        <w:t xml:space="preserve">      command: </w:t>
+      </w:r>
+      <w:proofErr w:type="spellStart"/>
+      <w:r>
+        <w:t>npm</w:t>
+      </w:r>
+      <w:proofErr w:type="spellEnd"/>
+      <w:r>
+        <w:t xml:space="preserve"> run build</w:t>
+      </w:r>
+    </w:p>
+    <w:p>
+      <w:r>
+        <w:t xml:space="preserve">      </w:t>
+      </w:r>
+      <w:proofErr w:type="spellStart"/>
+      <w:r>
+        <w:t>args</w:t>
+      </w:r>
+      <w:proofErr w:type="spellEnd"/>
+      <w:r>
+        <w:t>:</w:t>
+      </w:r>
+    </w:p>
+    <w:p>
+      <w:r>
+        <w:t xml:space="preserve">        </w:t>
+      </w:r>
+      <w:proofErr w:type="spellStart"/>
+      <w:r>
+        <w:t>chdir</w:t>
+      </w:r>
+      <w:proofErr w:type="spellEnd"/>
+      <w:r>
+        <w:t>: "</w:t>
+      </w:r>
+      <w:proofErr w:type="gramStart"/>
+      <w:r>
+        <w:t xml:space="preserve">{{ </w:t>
+      </w:r>
+      <w:proofErr w:type="spellStart"/>
+      <w:r>
+        <w:t>frontend</w:t>
+      </w:r>
+      <w:proofErr w:type="gramEnd"/>
+      <w:r>
+        <w:t>_dir</w:t>
+      </w:r>
+      <w:proofErr w:type="spellEnd"/>
+      <w:r>
         <w:t xml:space="preserve"> }}"</w:t>
       </w:r>
     </w:p>
     <w:p>
       <w:r>
-        <w:t>        force: yes</w:t>
+        <w:t xml:space="preserve">      </w:t>
+      </w:r>
+      <w:proofErr w:type="spellStart"/>
+      <w:r>
+        <w:t>become_user</w:t>
+      </w:r>
+      <w:proofErr w:type="spellEnd"/>
+      <w:r>
+        <w:t>: ubuntu</w:t>
       </w:r>
     </w:p>
     <w:p/>
     <w:p>
       <w:r>
-        <w:t>    - name: Set ownership to ubuntu</w:t>
-      </w:r>
-    </w:p>
-    <w:p>
-      <w:r>
-        <w:t>      file:</w:t>
-      </w:r>
-    </w:p>
-    <w:p>
-      <w:r>
-        <w:t>        path: "</w:t>
+        <w:t>    - name: Install serve globally</w:t>
+      </w:r>
+    </w:p>
+    <w:p>
+      <w:r>
+        <w:t xml:space="preserve">      </w:t>
+      </w:r>
+      <w:proofErr w:type="spellStart"/>
+      <w:r>
+        <w:t>npm</w:t>
+      </w:r>
+      <w:proofErr w:type="spellEnd"/>
+      <w:r>
+        <w:t>:</w:t>
+      </w:r>
+    </w:p>
+    <w:p>
+      <w:r>
+        <w:t>        name: serve</w:t>
+      </w:r>
+    </w:p>
+    <w:p>
+      <w:r>
+        <w:t>        global: yes</w:t>
+      </w:r>
+    </w:p>
+    <w:p>
+      <w:r>
+        <w:t>      become: yes</w:t>
+      </w:r>
+    </w:p>
+    <w:p/>
+    <w:p>
+      <w:r>
+        <w:t>    # - name: Stop existing frontend</w:t>
+      </w:r>
+    </w:p>
+    <w:p>
+      <w:r>
+        <w:t>    #   shell: |</w:t>
+      </w:r>
+    </w:p>
+    <w:p>
+      <w:r>
+        <w:t>    #     pm2 PATH</w:t>
       </w:r>
       <w:proofErr w:type="gramStart"/>
       <w:r>
-        <w:t xml:space="preserve">{{ </w:t>
-      </w:r>
-      <w:proofErr w:type="spellStart"/>
-      <w:r>
-        <w:t>app</w:t>
+        <w:t>={</w:t>
       </w:r>
       <w:proofErr w:type="gramEnd"/>
       <w:r>
-        <w:t>_dir</w:t>
-      </w:r>
-      <w:proofErr w:type="spellEnd"/>
-      <w:r>
-        <w:t xml:space="preserve"> }}"</w:t>
-      </w:r>
-    </w:p>
-    <w:p>
-      <w:r>
-        <w:t>        owner: ubuntu</w:t>
-      </w:r>
-    </w:p>
-    <w:p>
-      <w:r>
-        <w:t>        group: ubuntu</w:t>
-      </w:r>
-    </w:p>
-    <w:p>
-      <w:r>
-        <w:t>        recurse: yes</w:t>
+        <w:t xml:space="preserve">{ </w:t>
+      </w:r>
+      <w:proofErr w:type="spellStart"/>
+      <w:r>
+        <w:t>npm_global_bin.stdout</w:t>
+      </w:r>
+      <w:proofErr w:type="spellEnd"/>
+      <w:r>
+        <w:t xml:space="preserve"> }}:$PATH pm2 delete frontend || true</w:t>
+      </w:r>
+    </w:p>
+    <w:p>
+      <w:r>
+        <w:t xml:space="preserve">    #   </w:t>
+      </w:r>
+      <w:proofErr w:type="spellStart"/>
+      <w:r>
+        <w:t>become_user</w:t>
+      </w:r>
+      <w:proofErr w:type="spellEnd"/>
+      <w:r>
+        <w:t>: ubuntu</w:t>
       </w:r>
     </w:p>
     <w:p/>
     <w:p>
       <w:r>
-        <w:t>    # ================= PM2 SETUP =================</w:t>
-      </w:r>
-    </w:p>
-    <w:p/>
-    <w:p>
-      <w:r>
-        <w:t>    - name: Install PM2 globally</w:t>
-      </w:r>
-    </w:p>
-    <w:p>
-      <w:r>
-        <w:t xml:space="preserve">      </w:t>
-      </w:r>
-      <w:proofErr w:type="spellStart"/>
-      <w:r>
-        <w:t>npm</w:t>
-      </w:r>
-      <w:proofErr w:type="spellEnd"/>
-      <w:r>
-        <w:t>:</w:t>
-      </w:r>
-    </w:p>
-    <w:p>
-      <w:r>
-        <w:t>        name: pm2</w:t>
-      </w:r>
-    </w:p>
-    <w:p>
-      <w:r>
-        <w:lastRenderedPageBreak/>
-        <w:t>        global: yes</w:t>
-      </w:r>
-    </w:p>
-    <w:p>
-      <w:r>
-        <w:t>      become: yes</w:t>
-      </w:r>
-    </w:p>
-    <w:p/>
-    <w:p>
-      <w:r>
-        <w:t xml:space="preserve">    - name: Set </w:t>
-      </w:r>
-      <w:proofErr w:type="spellStart"/>
-      <w:r>
-        <w:t>npm</w:t>
-      </w:r>
-      <w:proofErr w:type="spellEnd"/>
-      <w:r>
-        <w:t xml:space="preserve"> global bin path manually</w:t>
-      </w:r>
-    </w:p>
-    <w:p>
-      <w:r>
-        <w:t xml:space="preserve">      </w:t>
-      </w:r>
-      <w:proofErr w:type="spellStart"/>
-      <w:r>
-        <w:t>set_fact</w:t>
-      </w:r>
-      <w:proofErr w:type="spellEnd"/>
-      <w:r>
-        <w:t>:</w:t>
-      </w:r>
-    </w:p>
-    <w:p>
-      <w:r>
-        <w:t xml:space="preserve">        </w:t>
-      </w:r>
-      <w:proofErr w:type="spellStart"/>
-      <w:r>
-        <w:t>npm_global_bin</w:t>
-      </w:r>
-      <w:proofErr w:type="spellEnd"/>
-      <w:r>
-        <w:t>: "/</w:t>
-      </w:r>
-      <w:proofErr w:type="spellStart"/>
-      <w:r>
-        <w:t>usr</w:t>
-      </w:r>
-      <w:proofErr w:type="spellEnd"/>
-      <w:r>
-        <w:t>/bin"</w:t>
-      </w:r>
-    </w:p>
-    <w:p/>
-    <w:p>
-      <w:r>
-        <w:t>    # ================= BACKEND =================</w:t>
-      </w:r>
-    </w:p>
-    <w:p/>
-    <w:p>
-      <w:r>
-        <w:t>    - name: Install Backend Dependencies</w:t>
-      </w:r>
-    </w:p>
-    <w:p>
-      <w:r>
-        <w:t xml:space="preserve">      command: </w:t>
-      </w:r>
-      <w:proofErr w:type="spellStart"/>
-      <w:r>
-        <w:t>npm</w:t>
-      </w:r>
-      <w:proofErr w:type="spellEnd"/>
-      <w:r>
-        <w:t xml:space="preserve"> install</w:t>
-      </w:r>
-    </w:p>
-    <w:p>
-      <w:r>
-        <w:t xml:space="preserve">      </w:t>
-      </w:r>
-      <w:proofErr w:type="spellStart"/>
-      <w:r>
-        <w:t>args</w:t>
-      </w:r>
-      <w:proofErr w:type="spellEnd"/>
-      <w:r>
-        <w:t>:</w:t>
-      </w:r>
-    </w:p>
-    <w:p>
-      <w:r>
-        <w:t xml:space="preserve">        </w:t>
-      </w:r>
-      <w:proofErr w:type="spellStart"/>
-      <w:r>
-        <w:t>chdir</w:t>
-      </w:r>
-      <w:proofErr w:type="spellEnd"/>
-      <w:r>
-        <w:t>: "</w:t>
-      </w:r>
-      <w:proofErr w:type="gramStart"/>
-      <w:r>
-        <w:t xml:space="preserve">{{ </w:t>
-      </w:r>
-      <w:proofErr w:type="spellStart"/>
-      <w:r>
-        <w:t>backend</w:t>
-      </w:r>
-      <w:proofErr w:type="gramEnd"/>
-      <w:r>
-        <w:t>_dir</w:t>
-      </w:r>
-      <w:proofErr w:type="spellEnd"/>
-      <w:r>
-        <w:t xml:space="preserve"> }}"</w:t>
-      </w:r>
-    </w:p>
-    <w:p>
-      <w:r>
-        <w:t xml:space="preserve">      </w:t>
-      </w:r>
-      <w:proofErr w:type="spellStart"/>
-      <w:r>
-        <w:t>become_user</w:t>
-      </w:r>
-      <w:proofErr w:type="spellEnd"/>
-      <w:r>
-        <w:t>: ubuntu</w:t>
-      </w:r>
-    </w:p>
-    <w:p/>
-    <w:p>
-      <w:r>
-        <w:t>    # - name: Stop existing backend</w:t>
-      </w:r>
-    </w:p>
-    <w:p>
-      <w:r>
-        <w:t>    #   shell: |</w:t>
-      </w:r>
-    </w:p>
-    <w:p>
-      <w:r>
-        <w:t>    #     pm2 PATH</w:t>
-      </w:r>
-      <w:proofErr w:type="gramStart"/>
-      <w:r>
-        <w:t>={</w:t>
-      </w:r>
-      <w:proofErr w:type="gramEnd"/>
-      <w:r>
-        <w:t xml:space="preserve">{ </w:t>
-      </w:r>
-      <w:proofErr w:type="spellStart"/>
-      <w:r>
-        <w:t>npm_global_bin.stdout</w:t>
-      </w:r>
-      <w:proofErr w:type="spellEnd"/>
-      <w:r>
-        <w:t xml:space="preserve"> }}:$PATH pm2 delete backend || true</w:t>
-      </w:r>
-    </w:p>
-    <w:p>
-      <w:r>
-        <w:t xml:space="preserve">    #   </w:t>
-      </w:r>
-      <w:proofErr w:type="spellStart"/>
-      <w:r>
-        <w:t>become_user</w:t>
-      </w:r>
-      <w:proofErr w:type="spellEnd"/>
-      <w:r>
-        <w:t>: ubuntu</w:t>
-      </w:r>
-    </w:p>
-    <w:p/>
-    <w:p>
-      <w:r>
-        <w:t>    - name: Start Backend</w:t>
-      </w:r>
-    </w:p>
-    <w:p>
-      <w:r>
-        <w:t>      command: pm2 start index.js --name backend</w:t>
-      </w:r>
-    </w:p>
-    <w:p>
-      <w:r>
-        <w:t xml:space="preserve">      </w:t>
-      </w:r>
-      <w:proofErr w:type="spellStart"/>
-      <w:r>
-        <w:t>args</w:t>
-      </w:r>
-      <w:proofErr w:type="spellEnd"/>
-      <w:r>
-        <w:t>:</w:t>
-      </w:r>
-    </w:p>
-    <w:p>
-      <w:r>
-        <w:t xml:space="preserve">        </w:t>
-      </w:r>
-      <w:proofErr w:type="spellStart"/>
-      <w:r>
-        <w:t>chdir</w:t>
-      </w:r>
-      <w:proofErr w:type="spellEnd"/>
-      <w:r>
-        <w:t>: "</w:t>
-      </w:r>
-      <w:proofErr w:type="gramStart"/>
-      <w:r>
-        <w:t xml:space="preserve">{{ </w:t>
-      </w:r>
-      <w:proofErr w:type="spellStart"/>
-      <w:r>
-        <w:t>backend</w:t>
-      </w:r>
-      <w:proofErr w:type="gramEnd"/>
-      <w:r>
-        <w:t>_dir</w:t>
-      </w:r>
-      <w:proofErr w:type="spellEnd"/>
-      <w:r>
-        <w:t xml:space="preserve"> }}"</w:t>
-      </w:r>
-    </w:p>
-    <w:p>
-      <w:r>
-        <w:t xml:space="preserve">      </w:t>
-      </w:r>
-      <w:proofErr w:type="spellStart"/>
-      <w:r>
-        <w:t>become_user</w:t>
-      </w:r>
-      <w:proofErr w:type="spellEnd"/>
-      <w:r>
-        <w:t>: ubuntu</w:t>
-      </w:r>
-    </w:p>
-    <w:p/>
-    <w:p>
-      <w:r>
-        <w:t>    # ================= FRONTEND =================</w:t>
-      </w:r>
-    </w:p>
-    <w:p/>
-    <w:p>
-      <w:r>
-        <w:t>    - name: Install Frontend Dependencies</w:t>
-      </w:r>
-    </w:p>
-    <w:p>
-      <w:r>
-        <w:lastRenderedPageBreak/>
-        <w:t xml:space="preserve">      command: </w:t>
-      </w:r>
-      <w:proofErr w:type="spellStart"/>
-      <w:r>
-        <w:t>npm</w:t>
-      </w:r>
-      <w:proofErr w:type="spellEnd"/>
-      <w:r>
-        <w:t xml:space="preserve"> install</w:t>
-      </w:r>
-    </w:p>
-    <w:p>
-      <w:r>
-        <w:t xml:space="preserve">      </w:t>
-      </w:r>
-      <w:proofErr w:type="spellStart"/>
-      <w:r>
-        <w:t>args</w:t>
-      </w:r>
-      <w:proofErr w:type="spellEnd"/>
-      <w:r>
-        <w:t>:</w:t>
-      </w:r>
-    </w:p>
-    <w:p>
-      <w:r>
-        <w:t xml:space="preserve">        </w:t>
-      </w:r>
-      <w:proofErr w:type="spellStart"/>
-      <w:r>
-        <w:t>chdir</w:t>
-      </w:r>
-      <w:proofErr w:type="spellEnd"/>
-      <w:r>
-        <w:t>: "</w:t>
-      </w:r>
-      <w:proofErr w:type="gramStart"/>
-      <w:r>
-        <w:t xml:space="preserve">{{ </w:t>
-      </w:r>
-      <w:proofErr w:type="spellStart"/>
-      <w:r>
-        <w:t>frontend</w:t>
-      </w:r>
-      <w:proofErr w:type="gramEnd"/>
-      <w:r>
-        <w:t>_dir</w:t>
-      </w:r>
-      <w:proofErr w:type="spellEnd"/>
-      <w:r>
-        <w:t xml:space="preserve"> }}"</w:t>
-      </w:r>
-    </w:p>
-    <w:p>
-      <w:r>
-        <w:t xml:space="preserve">      </w:t>
-      </w:r>
-      <w:proofErr w:type="spellStart"/>
-      <w:r>
-        <w:t>become_user</w:t>
-      </w:r>
-      <w:proofErr w:type="spellEnd"/>
-      <w:r>
-        <w:t>: ubuntu</w:t>
-      </w:r>
-    </w:p>
-    <w:p/>
-    <w:p>
-      <w:r>
-        <w:t>    # - name: Create frontend .env file</w:t>
-      </w:r>
-    </w:p>
-    <w:p>
-      <w:r>
-        <w:t>    #   copy:</w:t>
-      </w:r>
-    </w:p>
-    <w:p>
-      <w:r>
-        <w:t xml:space="preserve">    #     </w:t>
-      </w:r>
-      <w:proofErr w:type="spellStart"/>
-      <w:r>
-        <w:t>dest</w:t>
-      </w:r>
-      <w:proofErr w:type="spellEnd"/>
-      <w:r>
-        <w:t>: "</w:t>
-      </w:r>
-      <w:proofErr w:type="gramStart"/>
-      <w:r>
-        <w:t xml:space="preserve">{{ </w:t>
-      </w:r>
-      <w:proofErr w:type="spellStart"/>
-      <w:r>
-        <w:t>frontend</w:t>
-      </w:r>
-      <w:proofErr w:type="gramEnd"/>
-      <w:r>
-        <w:t>_dir</w:t>
-      </w:r>
-      <w:proofErr w:type="spellEnd"/>
-      <w:r>
-        <w:t xml:space="preserve"> }}/.env"</w:t>
-      </w:r>
-    </w:p>
-    <w:p>
-      <w:r>
-        <w:t>    #     content: |</w:t>
-      </w:r>
-    </w:p>
-    <w:p>
-      <w:r>
-        <w:t>    #       REACT_APP_API_URL</w:t>
-      </w:r>
-      <w:proofErr w:type="gramStart"/>
-      <w:r>
-        <w:t>={</w:t>
-      </w:r>
-      <w:proofErr w:type="gramEnd"/>
-      <w:r>
-        <w:t xml:space="preserve">{ </w:t>
-      </w:r>
-      <w:proofErr w:type="spellStart"/>
-      <w:r>
-        <w:t>backend_url</w:t>
-      </w:r>
-      <w:proofErr w:type="spellEnd"/>
-      <w:r>
-        <w:t xml:space="preserve"> }}</w:t>
-      </w:r>
-    </w:p>
-    <w:p>
-      <w:r>
-        <w:t xml:space="preserve">    #   </w:t>
-      </w:r>
-      <w:proofErr w:type="spellStart"/>
-      <w:r>
-        <w:t>become_user</w:t>
-      </w:r>
-      <w:proofErr w:type="spellEnd"/>
-      <w:r>
-        <w:t>: ubuntu</w:t>
-      </w:r>
-    </w:p>
-    <w:p/>
-    <w:p>
-      <w:r>
-        <w:t>    - name: Build Frontend</w:t>
-      </w:r>
-    </w:p>
-    <w:p>
-      <w:r>
-        <w:t xml:space="preserve">      command: </w:t>
-      </w:r>
-      <w:proofErr w:type="spellStart"/>
-      <w:r>
-        <w:t>npm</w:t>
-      </w:r>
-      <w:proofErr w:type="spellEnd"/>
-      <w:r>
-        <w:t xml:space="preserve"> run build</w:t>
-      </w:r>
-    </w:p>
-    <w:p>
-      <w:r>
-        <w:t xml:space="preserve">      </w:t>
-      </w:r>
-      <w:proofErr w:type="spellStart"/>
-      <w:r>
-        <w:t>args</w:t>
-      </w:r>
-      <w:proofErr w:type="spellEnd"/>
-      <w:r>
-        <w:t>:</w:t>
-      </w:r>
-    </w:p>
-    <w:p>
-      <w:r>
-        <w:t xml:space="preserve">        </w:t>
-      </w:r>
-      <w:proofErr w:type="spellStart"/>
-      <w:r>
-        <w:t>chdir</w:t>
-      </w:r>
-      <w:proofErr w:type="spellEnd"/>
-      <w:r>
-        <w:t>: "</w:t>
-      </w:r>
-      <w:proofErr w:type="gramStart"/>
-      <w:r>
-        <w:t xml:space="preserve">{{ </w:t>
-      </w:r>
-      <w:proofErr w:type="spellStart"/>
-      <w:r>
-        <w:t>frontend</w:t>
-      </w:r>
-      <w:proofErr w:type="gramEnd"/>
-      <w:r>
-        <w:t>_dir</w:t>
-      </w:r>
-      <w:proofErr w:type="spellEnd"/>
-      <w:r>
-        <w:t xml:space="preserve"> }}"</w:t>
-      </w:r>
-    </w:p>
-    <w:p>
-      <w:r>
-        <w:t xml:space="preserve">      </w:t>
-      </w:r>
-      <w:proofErr w:type="spellStart"/>
-      <w:r>
-        <w:t>become_user</w:t>
-      </w:r>
-      <w:proofErr w:type="spellEnd"/>
-      <w:r>
-        <w:t>: ubuntu</w:t>
-      </w:r>
-    </w:p>
-    <w:p/>
-    <w:p>
-      <w:r>
-        <w:t>    - name: Install serve globally</w:t>
-      </w:r>
-    </w:p>
-    <w:p>
-      <w:r>
-        <w:t xml:space="preserve">      </w:t>
-      </w:r>
-      <w:proofErr w:type="spellStart"/>
-      <w:r>
-        <w:t>npm</w:t>
-      </w:r>
-      <w:proofErr w:type="spellEnd"/>
-      <w:r>
-        <w:t>:</w:t>
-      </w:r>
-    </w:p>
-    <w:p>
-      <w:r>
-        <w:t>        name: serve</w:t>
-      </w:r>
-    </w:p>
-    <w:p>
-      <w:r>
-        <w:t>        global: yes</w:t>
-      </w:r>
-    </w:p>
-    <w:p>
-      <w:r>
-        <w:t>      become: yes</w:t>
-      </w:r>
-    </w:p>
-    <w:p/>
-    <w:p>
-      <w:r>
-        <w:t>    # - name: Stop existing frontend</w:t>
-      </w:r>
-    </w:p>
-    <w:p>
-      <w:r>
-        <w:t>    #   shell: |</w:t>
-      </w:r>
-    </w:p>
-    <w:p>
-      <w:r>
-        <w:t>    #     pm2 PATH</w:t>
-      </w:r>
-      <w:proofErr w:type="gramStart"/>
-      <w:r>
-        <w:t>={</w:t>
-      </w:r>
-      <w:proofErr w:type="gramEnd"/>
-      <w:r>
-        <w:t xml:space="preserve">{ </w:t>
-      </w:r>
-      <w:proofErr w:type="spellStart"/>
-      <w:r>
-        <w:t>npm_global_bin.stdout</w:t>
-      </w:r>
-      <w:proofErr w:type="spellEnd"/>
-      <w:r>
-        <w:t xml:space="preserve"> }}:$PATH pm2 delete frontend || true</w:t>
-      </w:r>
-    </w:p>
-    <w:p>
-      <w:r>
-        <w:t xml:space="preserve">    #   </w:t>
-      </w:r>
-      <w:proofErr w:type="spellStart"/>
-      <w:r>
-        <w:t>become_user</w:t>
-      </w:r>
-      <w:proofErr w:type="spellEnd"/>
-      <w:r>
-        <w:t>: ubuntu</w:t>
-      </w:r>
-    </w:p>
-    <w:p/>
-    <w:p>
-      <w:r>
-        <w:lastRenderedPageBreak/>
         <w:t>    - name: Start Frontend</w:t>
       </w:r>
     </w:p>
@@ -16532,7 +16571,6 @@
     <w:p/>
     <w:p>
       <w:r>
-        <w:lastRenderedPageBreak/>
         <w:t>Terraform commands:</w:t>
       </w:r>
     </w:p>
@@ -17509,14 +17547,7 @@
           <w:b/>
           <w:sz w:val="32"/>
         </w:rPr>
-        <w:t>web</w:t>
-      </w:r>
-      <w:r>
-        <w:rPr>
-          <w:b/>
-          <w:sz w:val="32"/>
-        </w:rPr>
-        <w:t>.yml</w:t>
+        <w:t>web.yml</w:t>
       </w:r>
       <w:proofErr w:type="spellEnd"/>
     </w:p>
@@ -17878,6 +17909,7 @@
           <w:sz w:val="32"/>
         </w:rPr>
       </w:pPr>
+      <w:bookmarkStart w:id="0" w:name="_GoBack"/>
       <w:r>
         <w:rPr>
           <w:noProof/>
@@ -17918,7 +17950,6 @@
           </wp:inline>
         </w:drawing>
       </w:r>
-      <w:bookmarkStart w:id="0" w:name="_GoBack"/>
       <w:bookmarkEnd w:id="0"/>
     </w:p>
     <w:sectPr>
@@ -18724,6 +18755,7 @@
   <w:style w:type="character" w:default="1" w:styleId="DefaultParagraphFont">
     <w:name w:val="Default Paragraph Font"/>
     <w:uiPriority w:val="1"/>
+    <w:semiHidden/>
     <w:unhideWhenUsed/>
   </w:style>
   <w:style w:type="table" w:default="1" w:styleId="TableNormal">
